--- a/Fase 2/Evidencias Proyecto/Evidencias de documentación/1.6 Informe TEC/Informe TEC.docx
+++ b/Fase 2/Evidencias Proyecto/Evidencias de documentación/1.6 Informe TEC/Informe TEC.docx
@@ -510,7 +510,7 @@
     </w:p>
     <w:sdt>
       <w:sdtPr>
-        <w:id w:val="1304368996"/>
+        <w:id w:val="-1704146627"/>
         <w:docPartObj>
           <w:docPartGallery w:val="Table of Contents"/>
           <w:docPartUnique w:val="1"/>
@@ -2332,7 +2332,7 @@
           <w:szCs w:val="24"/>
           <w:rtl w:val="0"/>
         </w:rPr>
-        <w:t xml:space="preserve"> el cual se aplica sobre el subtotal de horas hombre. Al igual que se considera un fondo de ganancia el cual es un margen de utilidad del proyecto el cual asegura la viabilidad comercial del desarrollo como producto final entregable al cliente, este corresponde a un </w:t>
+        <w:t xml:space="preserve"> el cual se aplica sobre el subtotal de horas hombre. Con este margen se mitiga el riesgo de incertidumbre, incidentes en el cronograma, posibles reconsideraciones de funciones y/o herramientas y asegura que el proyecto no colapse ante posibles riesgos u obstáculos que se presenten durante el desarrollo. Al igual que se considera un fondo de ganancia el cual es un margen de utilidad del proyecto el cual asegura la viabilidad comercial del desarrollo como producto final entregable al cliente, este corresponde a un </w:t>
       </w:r>
       <w:r>
         <w:rPr>
@@ -2351,27 +2351,6 @@
           <w:rtl w:val="0"/>
         </w:rPr>
         <w:t xml:space="preserve">.</w:t>
-      </w:r>
-    </w:p>
-    <w:p>
-      <w:pPr>
-        <w:rPr>
-          <w:sz w:val="24"/>
-          <w:szCs w:val="24"/>
-        </w:rPr>
-      </w:pPr>
-      <w:r>
-        <w:rPr>
-          <w:sz w:val="24"/>
-          <w:szCs w:val="24"/>
-          <w:rtl w:val="0"/>
-        </w:rPr>
-        <w:t xml:space="preserve">Con este margen se mitiga el riesgo de incertidumbre, incidentes en el cronograma, posibles reconsideraciones de funciones y/o herramientas y asegura que el proyecto no colapse ante posibles riesgos u obstáculos que se presenten durante el desarrollo</w:t>
-      </w:r>
-      <w:r>
-        <w:rPr>
-          <w:rtl w:val="0"/>
-        </w:rPr>
       </w:r>
     </w:p>
     <w:p>
@@ -2442,27 +2421,29 @@
         </w:numPr>
         <w:ind w:left="720" w:hanging="360"/>
         <w:rPr>
-          <w:sz w:val="24"/>
-          <w:szCs w:val="24"/>
-        </w:rPr>
-      </w:pPr>
-      <w:r>
-        <w:rPr>
-          <w:sz w:val="24"/>
-          <w:szCs w:val="24"/>
-          <w:rtl w:val="0"/>
-        </w:rPr>
-        <w:t xml:space="preserve">Fondo de Ganancia (Se considera el 30%): </w:t>
-      </w:r>
-      <w:r>
-        <w:rPr>
-          <w:b w:val="1"/>
-          <w:bCs w:val="1"/>
-          <w:sz w:val="24"/>
-          <w:szCs w:val="24"/>
-          <w:rtl w:val="0"/>
-        </w:rPr>
-        <w:t xml:space="preserve">$309.600 CLP</w:t>
+          <w:b w:val="1"/>
+          <w:bCs w:val="1"/>
+          <w:sz w:val="24"/>
+          <w:szCs w:val="24"/>
+        </w:rPr>
+      </w:pPr>
+      <w:r>
+        <w:rPr>
+          <w:sz w:val="24"/>
+          <w:szCs w:val="24"/>
+          <w:rtl w:val="0"/>
+        </w:rPr>
+        <w:t xml:space="preserve">Fondo de Contingencia (Se considera el 15%): </w:t>
+      </w:r>
+      <w:r>
+        <w:rPr>
+          <w:b w:val="1"/>
+          <w:bCs w:val="1"/>
+          <w:sz w:val="24"/>
+          <w:szCs w:val="24"/>
+          <w:rtl w:val="0"/>
+        </w:rPr>
+        <w:t xml:space="preserve">$154.800 CLP</w:t>
       </w:r>
     </w:p>
     <w:p>
@@ -2483,17 +2464,17 @@
           <w:szCs w:val="24"/>
           <w:rtl w:val="0"/>
         </w:rPr>
-        <w:t xml:space="preserve">Fondo de contingencia (Se considera el 15%): </w:t>
-      </w:r>
-      <w:r>
-        <w:rPr>
-          <w:b w:val="1"/>
-          <w:bCs w:val="1"/>
-          <w:sz w:val="24"/>
-          <w:szCs w:val="24"/>
-          <w:rtl w:val="0"/>
-        </w:rPr>
-        <w:t xml:space="preserve">$154.800 CLP</w:t>
+        <w:t xml:space="preserve">Fondo de Ganancia (Se considera el 30%): </w:t>
+      </w:r>
+      <w:r>
+        <w:rPr>
+          <w:b w:val="1"/>
+          <w:bCs w:val="1"/>
+          <w:sz w:val="24"/>
+          <w:szCs w:val="24"/>
+          <w:rtl w:val="0"/>
+        </w:rPr>
+        <w:t xml:space="preserve">$309.600 CLP</w:t>
       </w:r>
     </w:p>
     <w:p>

--- a/Fase 2/Evidencias Proyecto/Evidencias de documentación/1.6 Informe TEC/Informe TEC.docx
+++ b/Fase 2/Evidencias Proyecto/Evidencias de documentación/1.6 Informe TEC/Informe TEC.docx
@@ -510,7 +510,7 @@
     </w:p>
     <w:sdt>
       <w:sdtPr>
-        <w:id w:val="-1704146627"/>
+        <w:id w:val="-1123546996"/>
         <w:docPartObj>
           <w:docPartGallery w:val="Table of Contents"/>
           <w:docPartUnique w:val="1"/>

--- a/Fase 2/Evidencias Proyecto/Evidencias de documentación/1.6 Informe TEC/Informe TEC.docx
+++ b/Fase 2/Evidencias Proyecto/Evidencias de documentación/1.6 Informe TEC/Informe TEC.docx
@@ -510,7 +510,7 @@
     </w:p>
     <w:sdt>
       <w:sdtPr>
-        <w:id w:val="1304368996"/>
+        <w:id w:val="-172663221"/>
         <w:docPartObj>
           <w:docPartGallery w:val="Table of Contents"/>
           <w:docPartUnique w:val="1"/>
@@ -2332,7 +2332,7 @@
           <w:szCs w:val="24"/>
           <w:rtl w:val="0"/>
         </w:rPr>
-        <w:t xml:space="preserve"> el cual se aplica sobre el subtotal de horas hombre. Al igual que se considera un fondo de ganancia el cual es un margen de utilidad del proyecto el cual asegura la viabilidad comercial del desarrollo como producto final entregable al cliente, este corresponde a un </w:t>
+        <w:t xml:space="preserve"> el cual se aplica sobre el subtotal de horas hombre. Con este margen se mitiga el riesgo de incertidumbre, incidentes en el cronograma, posibles reconsideraciones de funciones y/o herramientas y asegura que el proyecto no colapse ante posibles riesgos u obstáculos que se presenten durante el desarrollo. Al igual que se considera un fondo de ganancia el cual es un margen de utilidad del proyecto el cual asegura la viabilidad comercial del desarrollo como producto final entregable al cliente, este corresponde a un </w:t>
       </w:r>
       <w:r>
         <w:rPr>
@@ -2351,27 +2351,6 @@
           <w:rtl w:val="0"/>
         </w:rPr>
         <w:t xml:space="preserve">.</w:t>
-      </w:r>
-    </w:p>
-    <w:p>
-      <w:pPr>
-        <w:rPr>
-          <w:sz w:val="24"/>
-          <w:szCs w:val="24"/>
-        </w:rPr>
-      </w:pPr>
-      <w:r>
-        <w:rPr>
-          <w:sz w:val="24"/>
-          <w:szCs w:val="24"/>
-          <w:rtl w:val="0"/>
-        </w:rPr>
-        <w:t xml:space="preserve">Con este margen se mitiga el riesgo de incertidumbre, incidentes en el cronograma, posibles reconsideraciones de funciones y/o herramientas y asegura que el proyecto no colapse ante posibles riesgos u obstáculos que se presenten durante el desarrollo</w:t>
-      </w:r>
-      <w:r>
-        <w:rPr>
-          <w:rtl w:val="0"/>
-        </w:rPr>
       </w:r>
     </w:p>
     <w:p>
@@ -2442,27 +2421,29 @@
         </w:numPr>
         <w:ind w:left="720" w:hanging="360"/>
         <w:rPr>
-          <w:sz w:val="24"/>
-          <w:szCs w:val="24"/>
-        </w:rPr>
-      </w:pPr>
-      <w:r>
-        <w:rPr>
-          <w:sz w:val="24"/>
-          <w:szCs w:val="24"/>
-          <w:rtl w:val="0"/>
-        </w:rPr>
-        <w:t xml:space="preserve">Fondo de Ganancia (Se considera el 30%): </w:t>
-      </w:r>
-      <w:r>
-        <w:rPr>
-          <w:b w:val="1"/>
-          <w:bCs w:val="1"/>
-          <w:sz w:val="24"/>
-          <w:szCs w:val="24"/>
-          <w:rtl w:val="0"/>
-        </w:rPr>
-        <w:t xml:space="preserve">$309.600 CLP</w:t>
+          <w:b w:val="1"/>
+          <w:bCs w:val="1"/>
+          <w:sz w:val="24"/>
+          <w:szCs w:val="24"/>
+        </w:rPr>
+      </w:pPr>
+      <w:r>
+        <w:rPr>
+          <w:sz w:val="24"/>
+          <w:szCs w:val="24"/>
+          <w:rtl w:val="0"/>
+        </w:rPr>
+        <w:t xml:space="preserve">Fondo de Contingencia (Se considera el 15%): </w:t>
+      </w:r>
+      <w:r>
+        <w:rPr>
+          <w:b w:val="1"/>
+          <w:bCs w:val="1"/>
+          <w:sz w:val="24"/>
+          <w:szCs w:val="24"/>
+          <w:rtl w:val="0"/>
+        </w:rPr>
+        <w:t xml:space="preserve">$154.800 CLP</w:t>
       </w:r>
     </w:p>
     <w:p>
@@ -2483,17 +2464,17 @@
           <w:szCs w:val="24"/>
           <w:rtl w:val="0"/>
         </w:rPr>
-        <w:t xml:space="preserve">Fondo de contingencia (Se considera el 15%): </w:t>
-      </w:r>
-      <w:r>
-        <w:rPr>
-          <w:b w:val="1"/>
-          <w:bCs w:val="1"/>
-          <w:sz w:val="24"/>
-          <w:szCs w:val="24"/>
-          <w:rtl w:val="0"/>
-        </w:rPr>
-        <w:t xml:space="preserve">$154.800 CLP</w:t>
+        <w:t xml:space="preserve">Fondo de Ganancia (Se considera el 30%): </w:t>
+      </w:r>
+      <w:r>
+        <w:rPr>
+          <w:b w:val="1"/>
+          <w:bCs w:val="1"/>
+          <w:sz w:val="24"/>
+          <w:szCs w:val="24"/>
+          <w:rtl w:val="0"/>
+        </w:rPr>
+        <w:t xml:space="preserve">$309.600 CLP</w:t>
       </w:r>
     </w:p>
     <w:p>

--- a/Fase 2/Evidencias Proyecto/Evidencias de documentación/1.6 Informe TEC/Informe TEC.docx
+++ b/Fase 2/Evidencias Proyecto/Evidencias de documentación/1.6 Informe TEC/Informe TEC.docx
@@ -2290,6 +2290,347 @@
           <w:bCs w:val="1"/>
         </w:rPr>
       </w:pPr>
+      <w:bookmarkStart w:colFirst="0" w:colLast="0" w:name="_9m3x90b8fdyy" w:id="5"/>
+      <w:bookmarkEnd w:id="5"/>
+      <w:r>
+        <w:rPr>
+          <w:b w:val="1"/>
+          <w:bCs w:val="1"/>
+          <w:rtl w:val="0"/>
+        </w:rPr>
+        <w:t xml:space="preserve">Presupuesto de Infraestructura y Herramientas a Utilizar</w:t>
+      </w:r>
+    </w:p>
+    <w:p>
+      <w:pPr>
+        <w:rPr>
+          <w:sz w:val="24"/>
+          <w:szCs w:val="24"/>
+          <w:rtl w:val="0"/>
+        </w:rPr>
+      </w:pPr>
+      <w:r>
+        <w:rPr>
+          <w:sz w:val="24"/>
+          <w:szCs w:val="24"/>
+          <w:rtl w:val="0"/>
+        </w:rPr>
+        <w:t xml:space="preserve">Estos son los costos de infraestructura y herramientas considerados en el proyecto:</w:t>
+      </w:r>
+    </w:p>
+    <w:p>
+      <w:pPr>
+        <w:numPr>
+          <w:ilvl w:val="0"/>
+          <w:numId w:val="2"/>
+        </w:numPr>
+        <w:ind w:left="720" w:hanging="360"/>
+        <w:rPr>
+          <w:sz w:val="24"/>
+          <w:szCs w:val="24"/>
+          <w:rtl w:val="0"/>
+        </w:rPr>
+      </w:pPr>
+      <w:r>
+        <w:rPr>
+          <w:b w:val="1"/>
+          <w:bCs w:val="1"/>
+          <w:sz w:val="24"/>
+          <w:szCs w:val="24"/>
+          <w:rtl w:val="0"/>
+        </w:rPr>
+        <w:t xml:space="preserve">Herramientas de desarrollo </w:t>
+      </w:r>
+      <w:r>
+        <w:rPr>
+          <w:sz w:val="24"/>
+          <w:szCs w:val="24"/>
+          <w:rtl w:val="0"/>
+        </w:rPr>
+        <w:t xml:space="preserve">(Node.js 24.21.0, TypeScript, Turborepo, Docker Desktop, PostgreSQL 15 en contenedor, GitHub): $0 (licencias gratuitas o de uso educativo).</w:t>
+      </w:r>
+    </w:p>
+    <w:p>
+      <w:pPr>
+        <w:numPr>
+          <w:ilvl w:val="0"/>
+          <w:numId w:val="2"/>
+        </w:numPr>
+        <w:ind w:left="720" w:hanging="360"/>
+        <w:rPr>
+          <w:sz w:val="24"/>
+          <w:szCs w:val="24"/>
+          <w:rtl w:val="0"/>
+        </w:rPr>
+      </w:pPr>
+      <w:r>
+        <w:rPr>
+          <w:b w:val="1"/>
+          <w:bCs w:val="1"/>
+          <w:sz w:val="24"/>
+          <w:szCs w:val="24"/>
+          <w:rtl w:val="0"/>
+        </w:rPr>
+        <w:t xml:space="preserve">PayPal REST API en modo sandbox: </w:t>
+      </w:r>
+      <w:r>
+        <w:rPr>
+          <w:sz w:val="24"/>
+          <w:szCs w:val="24"/>
+          <w:rtl w:val="0"/>
+        </w:rPr>
+        <w:t xml:space="preserve">$0 durante las pruebas; en producción cobra una comisión por transacción.</w:t>
+      </w:r>
+    </w:p>
+    <w:p>
+      <w:pPr>
+        <w:numPr>
+          <w:ilvl w:val="0"/>
+          <w:numId w:val="2"/>
+        </w:numPr>
+        <w:ind w:left="720" w:hanging="360"/>
+        <w:rPr>
+          <w:sz w:val="24"/>
+          <w:szCs w:val="24"/>
+          <w:rtl w:val="0"/>
+        </w:rPr>
+      </w:pPr>
+      <w:r>
+        <w:rPr>
+          <w:b w:val="1"/>
+          <w:bCs w:val="1"/>
+          <w:sz w:val="24"/>
+          <w:szCs w:val="24"/>
+          <w:rtl w:val="0"/>
+        </w:rPr>
+        <w:t xml:space="preserve">Firebase Authentication (plan Spark): </w:t>
+      </w:r>
+      <w:r>
+        <w:rPr>
+          <w:sz w:val="24"/>
+          <w:szCs w:val="24"/>
+          <w:rtl w:val="0"/>
+        </w:rPr>
+        <w:t xml:space="preserve">$0 para la verificación de correo y la recuperación de contraseña.</w:t>
+      </w:r>
+    </w:p>
+    <w:p>
+      <w:pPr>
+        <w:numPr>
+          <w:ilvl w:val="0"/>
+          <w:numId w:val="2"/>
+        </w:numPr>
+        <w:ind w:left="720" w:hanging="360"/>
+        <w:rPr>
+          <w:sz w:val="24"/>
+          <w:szCs w:val="24"/>
+          <w:rtl w:val="0"/>
+        </w:rPr>
+      </w:pPr>
+      <w:r>
+        <w:rPr>
+          <w:b w:val="1"/>
+          <w:bCs w:val="1"/>
+          <w:sz w:val="24"/>
+          <w:szCs w:val="24"/>
+          <w:rtl w:val="0"/>
+        </w:rPr>
+        <w:t xml:space="preserve">Google Maps Platform: </w:t>
+      </w:r>
+      <w:r>
+        <w:rPr>
+          <w:sz w:val="24"/>
+          <w:szCs w:val="24"/>
+          <w:rtl w:val="0"/>
+        </w:rPr>
+        <w:t xml:space="preserve">$0 dentro de la cuota gratuita mensual; requiere una cuenta de facturación activa.</w:t>
+      </w:r>
+    </w:p>
+    <w:p>
+      <w:pPr>
+        <w:numPr>
+          <w:ilvl w:val="0"/>
+          <w:numId w:val="2"/>
+        </w:numPr>
+        <w:ind w:left="720" w:hanging="360"/>
+        <w:rPr>
+          <w:sz w:val="24"/>
+          <w:szCs w:val="24"/>
+          <w:rtl w:val="0"/>
+        </w:rPr>
+      </w:pPr>
+      <w:r>
+        <w:rPr>
+          <w:b w:val="1"/>
+          <w:bCs w:val="1"/>
+          <w:sz w:val="24"/>
+          <w:szCs w:val="24"/>
+          <w:rtl w:val="0"/>
+        </w:rPr>
+        <w:t xml:space="preserve">jsReport: </w:t>
+      </w:r>
+      <w:r>
+        <w:rPr>
+          <w:sz w:val="24"/>
+          <w:szCs w:val="24"/>
+          <w:rtl w:val="0"/>
+        </w:rPr>
+        <w:t xml:space="preserve">$0 con la licencia gratuita, que limita la cantidad de plantillas.</w:t>
+      </w:r>
+    </w:p>
+    <w:p>
+      <w:pPr>
+        <w:numPr>
+          <w:ilvl w:val="0"/>
+          <w:numId w:val="2"/>
+        </w:numPr>
+        <w:ind w:left="720" w:hanging="360"/>
+        <w:rPr>
+          <w:sz w:val="24"/>
+          <w:szCs w:val="24"/>
+          <w:rtl w:val="0"/>
+        </w:rPr>
+      </w:pPr>
+      <w:r>
+        <w:rPr>
+          <w:b w:val="1"/>
+          <w:bCs w:val="1"/>
+          <w:sz w:val="24"/>
+          <w:szCs w:val="24"/>
+          <w:rtl w:val="0"/>
+        </w:rPr>
+        <w:t xml:space="preserve">Mindicador: </w:t>
+      </w:r>
+      <w:r>
+        <w:rPr>
+          <w:sz w:val="24"/>
+          <w:szCs w:val="24"/>
+          <w:rtl w:val="0"/>
+        </w:rPr>
+        <w:t xml:space="preserve">$0 (API pública de indicadores económicos).</w:t>
+      </w:r>
+    </w:p>
+    <w:p>
+      <w:pPr>
+        <w:numPr>
+          <w:ilvl w:val="0"/>
+          <w:numId w:val="2"/>
+        </w:numPr>
+        <w:ind w:left="720" w:hanging="360"/>
+        <w:rPr>
+          <w:sz w:val="24"/>
+          <w:szCs w:val="24"/>
+          <w:rtl w:val="0"/>
+        </w:rPr>
+      </w:pPr>
+      <w:r>
+        <w:rPr>
+          <w:b w:val="1"/>
+          <w:bCs w:val="1"/>
+          <w:sz w:val="24"/>
+          <w:szCs w:val="24"/>
+          <w:rtl w:val="0"/>
+        </w:rPr>
+        <w:t xml:space="preserve">Servicio de mensajería para el despacho de alertas: </w:t>
+      </w:r>
+      <w:r>
+        <w:rPr>
+          <w:sz w:val="24"/>
+          <w:szCs w:val="24"/>
+          <w:rtl w:val="0"/>
+        </w:rPr>
+        <w:t xml:space="preserve">costo por mensaje, pendiente de definir junto con el proveedor.</w:t>
+      </w:r>
+    </w:p>
+    <w:p>
+      <w:pPr>
+        <w:numPr>
+          <w:ilvl w:val="0"/>
+          <w:numId w:val="2"/>
+        </w:numPr>
+        <w:ind w:left="720" w:hanging="360"/>
+        <w:rPr>
+          <w:sz w:val="24"/>
+          <w:szCs w:val="24"/>
+          <w:rtl w:val="0"/>
+        </w:rPr>
+      </w:pPr>
+      <w:r>
+        <w:rPr>
+          <w:b w:val="1"/>
+          <w:bCs w:val="1"/>
+          <w:sz w:val="24"/>
+          <w:szCs w:val="24"/>
+          <w:rtl w:val="0"/>
+        </w:rPr>
+        <w:t xml:space="preserve">Hosting del backend y de la base de datos para la Fase 3: </w:t>
+      </w:r>
+      <w:r>
+        <w:rPr>
+          <w:sz w:val="24"/>
+          <w:szCs w:val="24"/>
+          <w:rtl w:val="0"/>
+        </w:rPr>
+        <w:t xml:space="preserve">pendiente de definir.</w:t>
+      </w:r>
+    </w:p>
+    <w:p>
+      <w:pPr>
+        <w:numPr>
+          <w:ilvl w:val="0"/>
+          <w:numId w:val="2"/>
+        </w:numPr>
+        <w:ind w:left="720" w:hanging="360"/>
+        <w:rPr>
+          <w:sz w:val="24"/>
+          <w:szCs w:val="24"/>
+          <w:rtl w:val="0"/>
+        </w:rPr>
+      </w:pPr>
+      <w:r>
+        <w:rPr>
+          <w:b w:val="1"/>
+          <w:bCs w:val="1"/>
+          <w:sz w:val="24"/>
+          <w:szCs w:val="24"/>
+          <w:rtl w:val="0"/>
+        </w:rPr>
+        <w:t xml:space="preserve">Publicación en tiendas, solo si se publica en la Fase 3: </w:t>
+      </w:r>
+      <w:r>
+        <w:rPr>
+          <w:sz w:val="24"/>
+          <w:szCs w:val="24"/>
+          <w:rtl w:val="0"/>
+        </w:rPr>
+        <w:t xml:space="preserve">Google Play, pago único de US$25; Apple Developer Program, US$99 al año.</w:t>
+      </w:r>
+    </w:p>
+    <w:p>
+      <w:pPr>
+        <w:rPr>
+          <w:sz w:val="24"/>
+          <w:szCs w:val="24"/>
+          <w:rtl w:val="0"/>
+        </w:rPr>
+      </w:pPr>
+      <w:r>
+        <w:rPr>
+          <w:sz w:val="24"/>
+          <w:szCs w:val="24"/>
+          <w:rtl w:val="0"/>
+        </w:rPr>
+        <w:t xml:space="preserve">El presupuesto total de $1.496.400 CLP no cambia en esta versión: los costos de infraestructura conocidos son $0 durante el desarrollo, y los pendientes se agregarán cuando el equipo los defina.</w:t>
+      </w:r>
+    </w:p>
+    <w:p>
+      <w:pPr>
+        <w:pStyle w:val="Heading2"/>
+        <w:rPr>
+          <w:b w:val="1"/>
+          <w:bCs w:val="1"/>
+        </w:rPr>
+      </w:pPr>
       <w:bookmarkStart w:colFirst="0" w:colLast="0" w:name="_mrwk07e7s9yk" w:id="4"/>
       <w:bookmarkEnd w:id="4"/>
       <w:r>

--- a/Fase 2/Evidencias Proyecto/Evidencias de documentación/1.6 Informe TEC/Informe TEC.docx
+++ b/Fase 2/Evidencias Proyecto/Evidencias de documentación/1.6 Informe TEC/Informe TEC.docx
@@ -510,7 +510,7 @@
     </w:p>
     <w:sdt>
       <w:sdtPr>
-        <w:id w:val="-1123546996"/>
+        <w:id w:val="-172663221"/>
         <w:docPartObj>
           <w:docPartGallery w:val="Table of Contents"/>
           <w:docPartUnique w:val="1"/>
@@ -2290,6 +2290,347 @@
           <w:bCs w:val="1"/>
         </w:rPr>
       </w:pPr>
+      <w:bookmarkStart w:colFirst="0" w:colLast="0" w:name="_9m3x90b8fdyy" w:id="5"/>
+      <w:bookmarkEnd w:id="5"/>
+      <w:r>
+        <w:rPr>
+          <w:b w:val="1"/>
+          <w:bCs w:val="1"/>
+          <w:rtl w:val="0"/>
+        </w:rPr>
+        <w:t xml:space="preserve">Presupuesto de Infraestructura y Herramientas a Utilizar</w:t>
+      </w:r>
+    </w:p>
+    <w:p>
+      <w:pPr>
+        <w:rPr>
+          <w:sz w:val="24"/>
+          <w:szCs w:val="24"/>
+          <w:rtl w:val="0"/>
+        </w:rPr>
+      </w:pPr>
+      <w:r>
+        <w:rPr>
+          <w:sz w:val="24"/>
+          <w:szCs w:val="24"/>
+          <w:rtl w:val="0"/>
+        </w:rPr>
+        <w:t xml:space="preserve">Estos son los costos de infraestructura y herramientas considerados en el proyecto:</w:t>
+      </w:r>
+    </w:p>
+    <w:p>
+      <w:pPr>
+        <w:numPr>
+          <w:ilvl w:val="0"/>
+          <w:numId w:val="2"/>
+        </w:numPr>
+        <w:ind w:left="720" w:hanging="360"/>
+        <w:rPr>
+          <w:sz w:val="24"/>
+          <w:szCs w:val="24"/>
+          <w:rtl w:val="0"/>
+        </w:rPr>
+      </w:pPr>
+      <w:r>
+        <w:rPr>
+          <w:b w:val="1"/>
+          <w:bCs w:val="1"/>
+          <w:sz w:val="24"/>
+          <w:szCs w:val="24"/>
+          <w:rtl w:val="0"/>
+        </w:rPr>
+        <w:t xml:space="preserve">Herramientas de desarrollo </w:t>
+      </w:r>
+      <w:r>
+        <w:rPr>
+          <w:sz w:val="24"/>
+          <w:szCs w:val="24"/>
+          <w:rtl w:val="0"/>
+        </w:rPr>
+        <w:t xml:space="preserve">(Node.js 24.21.0, TypeScript, Turborepo, Docker Desktop, PostgreSQL 15 en contenedor, GitHub): $0 (licencias gratuitas o de uso educativo).</w:t>
+      </w:r>
+    </w:p>
+    <w:p>
+      <w:pPr>
+        <w:numPr>
+          <w:ilvl w:val="0"/>
+          <w:numId w:val="2"/>
+        </w:numPr>
+        <w:ind w:left="720" w:hanging="360"/>
+        <w:rPr>
+          <w:sz w:val="24"/>
+          <w:szCs w:val="24"/>
+          <w:rtl w:val="0"/>
+        </w:rPr>
+      </w:pPr>
+      <w:r>
+        <w:rPr>
+          <w:b w:val="1"/>
+          <w:bCs w:val="1"/>
+          <w:sz w:val="24"/>
+          <w:szCs w:val="24"/>
+          <w:rtl w:val="0"/>
+        </w:rPr>
+        <w:t xml:space="preserve">PayPal REST API en modo sandbox: </w:t>
+      </w:r>
+      <w:r>
+        <w:rPr>
+          <w:sz w:val="24"/>
+          <w:szCs w:val="24"/>
+          <w:rtl w:val="0"/>
+        </w:rPr>
+        <w:t xml:space="preserve">$0 durante las pruebas; en producción cobra una comisión por transacción.</w:t>
+      </w:r>
+    </w:p>
+    <w:p>
+      <w:pPr>
+        <w:numPr>
+          <w:ilvl w:val="0"/>
+          <w:numId w:val="2"/>
+        </w:numPr>
+        <w:ind w:left="720" w:hanging="360"/>
+        <w:rPr>
+          <w:sz w:val="24"/>
+          <w:szCs w:val="24"/>
+          <w:rtl w:val="0"/>
+        </w:rPr>
+      </w:pPr>
+      <w:r>
+        <w:rPr>
+          <w:b w:val="1"/>
+          <w:bCs w:val="1"/>
+          <w:sz w:val="24"/>
+          <w:szCs w:val="24"/>
+          <w:rtl w:val="0"/>
+        </w:rPr>
+        <w:t xml:space="preserve">Firebase Authentication (plan Spark): </w:t>
+      </w:r>
+      <w:r>
+        <w:rPr>
+          <w:sz w:val="24"/>
+          <w:szCs w:val="24"/>
+          <w:rtl w:val="0"/>
+        </w:rPr>
+        <w:t xml:space="preserve">$0 para la verificación de correo y la recuperación de contraseña.</w:t>
+      </w:r>
+    </w:p>
+    <w:p>
+      <w:pPr>
+        <w:numPr>
+          <w:ilvl w:val="0"/>
+          <w:numId w:val="2"/>
+        </w:numPr>
+        <w:ind w:left="720" w:hanging="360"/>
+        <w:rPr>
+          <w:sz w:val="24"/>
+          <w:szCs w:val="24"/>
+          <w:rtl w:val="0"/>
+        </w:rPr>
+      </w:pPr>
+      <w:r>
+        <w:rPr>
+          <w:b w:val="1"/>
+          <w:bCs w:val="1"/>
+          <w:sz w:val="24"/>
+          <w:szCs w:val="24"/>
+          <w:rtl w:val="0"/>
+        </w:rPr>
+        <w:t xml:space="preserve">Google Maps Platform: </w:t>
+      </w:r>
+      <w:r>
+        <w:rPr>
+          <w:sz w:val="24"/>
+          <w:szCs w:val="24"/>
+          <w:rtl w:val="0"/>
+        </w:rPr>
+        <w:t xml:space="preserve">$0 dentro de la cuota gratuita mensual; requiere una cuenta de facturación activa.</w:t>
+      </w:r>
+    </w:p>
+    <w:p>
+      <w:pPr>
+        <w:numPr>
+          <w:ilvl w:val="0"/>
+          <w:numId w:val="2"/>
+        </w:numPr>
+        <w:ind w:left="720" w:hanging="360"/>
+        <w:rPr>
+          <w:sz w:val="24"/>
+          <w:szCs w:val="24"/>
+          <w:rtl w:val="0"/>
+        </w:rPr>
+      </w:pPr>
+      <w:r>
+        <w:rPr>
+          <w:b w:val="1"/>
+          <w:bCs w:val="1"/>
+          <w:sz w:val="24"/>
+          <w:szCs w:val="24"/>
+          <w:rtl w:val="0"/>
+        </w:rPr>
+        <w:t xml:space="preserve">jsReport: </w:t>
+      </w:r>
+      <w:r>
+        <w:rPr>
+          <w:sz w:val="24"/>
+          <w:szCs w:val="24"/>
+          <w:rtl w:val="0"/>
+        </w:rPr>
+        <w:t xml:space="preserve">$0 con la licencia gratuita, que limita la cantidad de plantillas.</w:t>
+      </w:r>
+    </w:p>
+    <w:p>
+      <w:pPr>
+        <w:numPr>
+          <w:ilvl w:val="0"/>
+          <w:numId w:val="2"/>
+        </w:numPr>
+        <w:ind w:left="720" w:hanging="360"/>
+        <w:rPr>
+          <w:sz w:val="24"/>
+          <w:szCs w:val="24"/>
+          <w:rtl w:val="0"/>
+        </w:rPr>
+      </w:pPr>
+      <w:r>
+        <w:rPr>
+          <w:b w:val="1"/>
+          <w:bCs w:val="1"/>
+          <w:sz w:val="24"/>
+          <w:szCs w:val="24"/>
+          <w:rtl w:val="0"/>
+        </w:rPr>
+        <w:t xml:space="preserve">Mindicador: </w:t>
+      </w:r>
+      <w:r>
+        <w:rPr>
+          <w:sz w:val="24"/>
+          <w:szCs w:val="24"/>
+          <w:rtl w:val="0"/>
+        </w:rPr>
+        <w:t xml:space="preserve">$0 (API pública de indicadores económicos).</w:t>
+      </w:r>
+    </w:p>
+    <w:p>
+      <w:pPr>
+        <w:numPr>
+          <w:ilvl w:val="0"/>
+          <w:numId w:val="2"/>
+        </w:numPr>
+        <w:ind w:left="720" w:hanging="360"/>
+        <w:rPr>
+          <w:sz w:val="24"/>
+          <w:szCs w:val="24"/>
+          <w:rtl w:val="0"/>
+        </w:rPr>
+      </w:pPr>
+      <w:r>
+        <w:rPr>
+          <w:b w:val="1"/>
+          <w:bCs w:val="1"/>
+          <w:sz w:val="24"/>
+          <w:szCs w:val="24"/>
+          <w:rtl w:val="0"/>
+        </w:rPr>
+        <w:t xml:space="preserve">Servicio de mensajería para el despacho de alertas: </w:t>
+      </w:r>
+      <w:r>
+        <w:rPr>
+          <w:sz w:val="24"/>
+          <w:szCs w:val="24"/>
+          <w:rtl w:val="0"/>
+        </w:rPr>
+        <w:t xml:space="preserve">costo por mensaje, pendiente de definir junto con el proveedor.</w:t>
+      </w:r>
+    </w:p>
+    <w:p>
+      <w:pPr>
+        <w:numPr>
+          <w:ilvl w:val="0"/>
+          <w:numId w:val="2"/>
+        </w:numPr>
+        <w:ind w:left="720" w:hanging="360"/>
+        <w:rPr>
+          <w:sz w:val="24"/>
+          <w:szCs w:val="24"/>
+          <w:rtl w:val="0"/>
+        </w:rPr>
+      </w:pPr>
+      <w:r>
+        <w:rPr>
+          <w:b w:val="1"/>
+          <w:bCs w:val="1"/>
+          <w:sz w:val="24"/>
+          <w:szCs w:val="24"/>
+          <w:rtl w:val="0"/>
+        </w:rPr>
+        <w:t xml:space="preserve">Hosting del backend y de la base de datos para la Fase 3: </w:t>
+      </w:r>
+      <w:r>
+        <w:rPr>
+          <w:sz w:val="24"/>
+          <w:szCs w:val="24"/>
+          <w:rtl w:val="0"/>
+        </w:rPr>
+        <w:t xml:space="preserve">pendiente de definir.</w:t>
+      </w:r>
+    </w:p>
+    <w:p>
+      <w:pPr>
+        <w:numPr>
+          <w:ilvl w:val="0"/>
+          <w:numId w:val="2"/>
+        </w:numPr>
+        <w:ind w:left="720" w:hanging="360"/>
+        <w:rPr>
+          <w:sz w:val="24"/>
+          <w:szCs w:val="24"/>
+          <w:rtl w:val="0"/>
+        </w:rPr>
+      </w:pPr>
+      <w:r>
+        <w:rPr>
+          <w:b w:val="1"/>
+          <w:bCs w:val="1"/>
+          <w:sz w:val="24"/>
+          <w:szCs w:val="24"/>
+          <w:rtl w:val="0"/>
+        </w:rPr>
+        <w:t xml:space="preserve">Publicación en tiendas, solo si se publica en la Fase 3: </w:t>
+      </w:r>
+      <w:r>
+        <w:rPr>
+          <w:sz w:val="24"/>
+          <w:szCs w:val="24"/>
+          <w:rtl w:val="0"/>
+        </w:rPr>
+        <w:t xml:space="preserve">Google Play, pago único de US$25; Apple Developer Program, US$99 al año.</w:t>
+      </w:r>
+    </w:p>
+    <w:p>
+      <w:pPr>
+        <w:rPr>
+          <w:sz w:val="24"/>
+          <w:szCs w:val="24"/>
+          <w:rtl w:val="0"/>
+        </w:rPr>
+      </w:pPr>
+      <w:r>
+        <w:rPr>
+          <w:sz w:val="24"/>
+          <w:szCs w:val="24"/>
+          <w:rtl w:val="0"/>
+        </w:rPr>
+        <w:t xml:space="preserve">El presupuesto total de $1.496.400 CLP no cambia en esta versión: los costos de infraestructura conocidos son $0 durante el desarrollo, y los pendientes se agregarán cuando el equipo los defina.</w:t>
+      </w:r>
+    </w:p>
+    <w:p>
+      <w:pPr>
+        <w:pStyle w:val="Heading2"/>
+        <w:rPr>
+          <w:b w:val="1"/>
+          <w:bCs w:val="1"/>
+        </w:rPr>
+      </w:pPr>
       <w:bookmarkStart w:colFirst="0" w:colLast="0" w:name="_mrwk07e7s9yk" w:id="4"/>
       <w:bookmarkEnd w:id="4"/>
       <w:r>

--- a/Fase 2/Evidencias Proyecto/Evidencias de documentación/1.6 Informe TEC/Informe TEC.docx
+++ b/Fase 2/Evidencias Proyecto/Evidencias de documentación/1.6 Informe TEC/Informe TEC.docx
@@ -510,7 +510,7 @@
     </w:p>
     <w:sdt>
       <w:sdtPr>
-        <w:id w:val="1304368996"/>
+        <w:id w:val="-772401093"/>
         <w:docPartObj>
           <w:docPartGallery w:val="Table of Contents"/>
           <w:docPartUnique w:val="1"/>
@@ -521,7 +521,7 @@
           <w:pPr>
             <w:widowControl w:val="0"/>
             <w:tabs>
-              <w:tab w:val="right" w:leader="dot" w:pos="12000"/>
+              <w:tab w:val="right" w:leader="none" w:pos="12000"/>
             </w:tabs>
             <w:spacing w:before="60" w:line="240" w:lineRule="auto"/>
             <w:rPr>
@@ -545,7 +545,7 @@
             <w:instrText xml:space="preserve"> TOC \h \u \z \t "Heading 1,1,Heading 2,2,Heading 3,3,Heading 4,4,Heading 5,5,Heading 6,6,"</w:instrText>
             <w:fldChar w:fldCharType="separate"/>
           </w:r>
-          <w:hyperlink w:anchor="_4a0rxsa7mvba">
+          <w:hyperlink w:anchor="_heading=h.pyogqyh9mssx">
             <w:r>
               <w:rPr>
                 <w:rFonts w:ascii="Arial" w:cs="Arial" w:eastAsia="Arial" w:hAnsi="Arial"/>
@@ -578,7 +578,7 @@
           <w:pPr>
             <w:widowControl w:val="0"/>
             <w:tabs>
-              <w:tab w:val="right" w:leader="dot" w:pos="12000"/>
+              <w:tab w:val="right" w:leader="none" w:pos="12000"/>
             </w:tabs>
             <w:spacing w:before="60" w:line="240" w:lineRule="auto"/>
             <w:rPr>
@@ -597,7 +597,7 @@
               <w:vertAlign w:val="baseline"/>
             </w:rPr>
           </w:pPr>
-          <w:hyperlink w:anchor="_j7to5kaus23n">
+          <w:hyperlink w:anchor="_heading=h.8ys45rscs59a">
             <w:r>
               <w:rPr>
                 <w:rFonts w:ascii="Arial" w:cs="Arial" w:eastAsia="Arial" w:hAnsi="Arial"/>
@@ -630,7 +630,7 @@
           <w:pPr>
             <w:widowControl w:val="0"/>
             <w:tabs>
-              <w:tab w:val="right" w:leader="dot" w:pos="12000"/>
+              <w:tab w:val="right" w:leader="none" w:pos="12000"/>
             </w:tabs>
             <w:spacing w:before="60" w:line="240" w:lineRule="auto"/>
             <w:rPr>
@@ -649,7 +649,7 @@
               <w:vertAlign w:val="baseline"/>
             </w:rPr>
           </w:pPr>
-          <w:hyperlink w:anchor="_1edtswi1niss">
+          <w:hyperlink w:anchor="_heading=h.63tiphp7zuwf">
             <w:r>
               <w:rPr>
                 <w:rFonts w:ascii="Arial" w:cs="Arial" w:eastAsia="Arial" w:hAnsi="Arial"/>
@@ -682,7 +682,7 @@
           <w:pPr>
             <w:widowControl w:val="0"/>
             <w:tabs>
-              <w:tab w:val="right" w:leader="dot" w:pos="12000"/>
+              <w:tab w:val="right" w:leader="none" w:pos="12000"/>
             </w:tabs>
             <w:spacing w:before="60" w:line="240" w:lineRule="auto"/>
             <w:rPr>
@@ -701,7 +701,7 @@
               <w:vertAlign w:val="baseline"/>
             </w:rPr>
           </w:pPr>
-          <w:hyperlink w:anchor="_3e2q74irc9e7">
+          <w:hyperlink w:anchor="_heading=h.h8cjqwvhvuz4">
             <w:r>
               <w:rPr>
                 <w:rFonts w:ascii="Arial" w:cs="Arial" w:eastAsia="Arial" w:hAnsi="Arial"/>
@@ -734,7 +734,7 @@
           <w:pPr>
             <w:widowControl w:val="0"/>
             <w:tabs>
-              <w:tab w:val="right" w:leader="dot" w:pos="12000"/>
+              <w:tab w:val="right" w:leader="none" w:pos="12000"/>
             </w:tabs>
             <w:spacing w:before="60" w:line="240" w:lineRule="auto"/>
             <w:rPr>
@@ -753,7 +753,7 @@
               <w:vertAlign w:val="baseline"/>
             </w:rPr>
           </w:pPr>
-          <w:hyperlink w:anchor="_9m3x90b8fdyy">
+          <w:hyperlink w:anchor="_heading=h.tlde7kkk394v">
             <w:r>
               <w:rPr>
                 <w:rFonts w:ascii="Arial" w:cs="Arial" w:eastAsia="Arial" w:hAnsi="Arial"/>
@@ -786,7 +786,7 @@
           <w:pPr>
             <w:widowControl w:val="0"/>
             <w:tabs>
-              <w:tab w:val="right" w:leader="dot" w:pos="12000"/>
+              <w:tab w:val="right" w:leader="none" w:pos="12000"/>
             </w:tabs>
             <w:spacing w:before="60" w:line="240" w:lineRule="auto"/>
             <w:rPr>
@@ -805,7 +805,7 @@
               <w:vertAlign w:val="baseline"/>
             </w:rPr>
           </w:pPr>
-          <w:hyperlink w:anchor="_mrwk07e7s9yk">
+          <w:hyperlink w:anchor="_heading=h.efnxdd27shge">
             <w:r>
               <w:rPr>
                 <w:rFonts w:ascii="Arial" w:cs="Arial" w:eastAsia="Arial" w:hAnsi="Arial"/>
@@ -1393,7 +1393,7 @@
           <w:bCs w:val="1"/>
         </w:rPr>
       </w:pPr>
-      <w:bookmarkStart w:colFirst="0" w:colLast="0" w:name="_4a0rxsa7mvba" w:id="0"/>
+      <w:bookmarkStart w:colFirst="0" w:colLast="0" w:name="_heading=h.pyogqyh9mssx" w:id="0"/>
       <w:bookmarkEnd w:id="0"/>
       <w:r>
         <w:rPr>
@@ -1439,7 +1439,7 @@
           <w:bCs w:val="1"/>
         </w:rPr>
       </w:pPr>
-      <w:bookmarkStart w:colFirst="0" w:colLast="0" w:name="_j7to5kaus23n" w:id="1"/>
+      <w:bookmarkStart w:colFirst="0" w:colLast="0" w:name="_heading=h.8ys45rscs59a" w:id="1"/>
       <w:bookmarkEnd w:id="1"/>
       <w:r>
         <w:rPr>
@@ -1494,7 +1494,7 @@
           <w:bCs w:val="1"/>
         </w:rPr>
       </w:pPr>
-      <w:bookmarkStart w:colFirst="0" w:colLast="0" w:name="_1edtswi1niss" w:id="2"/>
+      <w:bookmarkStart w:colFirst="0" w:colLast="0" w:name="_heading=h.63tiphp7zuwf" w:id="2"/>
       <w:bookmarkEnd w:id="2"/>
       <w:r>
         <w:rPr>
@@ -1610,23 +1610,7 @@
           <w:szCs w:val="24"/>
           <w:rtl w:val="0"/>
         </w:rPr>
-        <w:t xml:space="preserve">Asignado al desarrollo de las APIs REST, la estructuración de la arquitectura de software, la configuración del </w:t>
-      </w:r>
-      <w:r>
-        <w:rPr>
-          <w:sz w:val="24"/>
-          <w:szCs w:val="24"/>
-          <w:rtl w:val="0"/>
-        </w:rPr>
-        <w:t xml:space="preserve">monorepo</w:t>
-      </w:r>
-      <w:r>
-        <w:rPr>
-          <w:sz w:val="24"/>
-          <w:szCs w:val="24"/>
-          <w:rtl w:val="0"/>
-        </w:rPr>
-        <w:t xml:space="preserve"> y la redacción técnica </w:t>
+        <w:t xml:space="preserve">Asignado al desarrollo de las APIs REST, la estructuración de la arquitectura de software, la configuración del monorepo y la redacción técnica </w:t>
       </w:r>
     </w:p>
     <w:p>
@@ -1703,7 +1687,7 @@
           <w:bCs w:val="1"/>
         </w:rPr>
       </w:pPr>
-      <w:bookmarkStart w:colFirst="0" w:colLast="0" w:name="_3e2q74irc9e7" w:id="3"/>
+      <w:bookmarkStart w:colFirst="0" w:colLast="0" w:name="_heading=h.h8cjqwvhvuz4" w:id="3"/>
       <w:bookmarkEnd w:id="3"/>
       <w:r>
         <w:rPr>
@@ -1761,7 +1745,7 @@
     <w:tbl>
       <w:tblPr>
         <w:tblStyle w:val="Table1"/>
-        <w:tblW w:w="9029.0" w:type="dxa"/>
+        <w:tblW w:w="9028.999999999998" w:type="dxa"/>
         <w:jc w:val="left"/>
         <w:tblBorders>
           <w:top w:color="000000" w:space="0" w:sz="8" w:val="single"/>
@@ -1806,7 +1790,6 @@
             <w:pPr>
               <w:keepNext w:val="0"/>
               <w:keepLines w:val="0"/>
-              <w:pageBreakBefore w:val="0"/>
               <w:widowControl w:val="0"/>
               <w:pBdr>
                 <w:top w:space="0" w:sz="0" w:val="nil"/>
@@ -1849,7 +1832,6 @@
             <w:pPr>
               <w:keepNext w:val="0"/>
               <w:keepLines w:val="0"/>
-              <w:pageBreakBefore w:val="0"/>
               <w:widowControl w:val="0"/>
               <w:pBdr>
                 <w:top w:space="0" w:sz="0" w:val="nil"/>
@@ -1892,7 +1874,6 @@
             <w:pPr>
               <w:keepNext w:val="0"/>
               <w:keepLines w:val="0"/>
-              <w:pageBreakBefore w:val="0"/>
               <w:widowControl w:val="0"/>
               <w:pBdr>
                 <w:top w:space="0" w:sz="0" w:val="nil"/>
@@ -1941,7 +1922,6 @@
             <w:pPr>
               <w:keepNext w:val="0"/>
               <w:keepLines w:val="0"/>
-              <w:pageBreakBefore w:val="0"/>
               <w:widowControl w:val="0"/>
               <w:pBdr>
                 <w:top w:space="0" w:sz="0" w:val="nil"/>
@@ -1979,7 +1959,6 @@
             <w:pPr>
               <w:keepNext w:val="0"/>
               <w:keepLines w:val="0"/>
-              <w:pageBreakBefore w:val="0"/>
               <w:widowControl w:val="0"/>
               <w:pBdr>
                 <w:top w:space="0" w:sz="0" w:val="nil"/>
@@ -2017,7 +1996,6 @@
             <w:pPr>
               <w:keepNext w:val="0"/>
               <w:keepLines w:val="0"/>
-              <w:pageBreakBefore w:val="0"/>
               <w:widowControl w:val="0"/>
               <w:pBdr>
                 <w:top w:space="0" w:sz="0" w:val="nil"/>
@@ -2061,7 +2039,6 @@
             <w:pPr>
               <w:keepNext w:val="0"/>
               <w:keepLines w:val="0"/>
-              <w:pageBreakBefore w:val="0"/>
               <w:widowControl w:val="0"/>
               <w:pBdr>
                 <w:top w:space="0" w:sz="0" w:val="nil"/>
@@ -2099,7 +2076,6 @@
             <w:pPr>
               <w:keepNext w:val="0"/>
               <w:keepLines w:val="0"/>
-              <w:pageBreakBefore w:val="0"/>
               <w:widowControl w:val="0"/>
               <w:pBdr>
                 <w:top w:space="0" w:sz="0" w:val="nil"/>
@@ -2137,7 +2113,6 @@
             <w:pPr>
               <w:keepNext w:val="0"/>
               <w:keepLines w:val="0"/>
-              <w:pageBreakBefore w:val="0"/>
               <w:widowControl w:val="0"/>
               <w:pBdr>
                 <w:top w:space="0" w:sz="0" w:val="nil"/>
@@ -2181,7 +2156,6 @@
             <w:pPr>
               <w:keepNext w:val="0"/>
               <w:keepLines w:val="0"/>
-              <w:pageBreakBefore w:val="0"/>
               <w:widowControl w:val="0"/>
               <w:pBdr>
                 <w:top w:space="0" w:sz="0" w:val="nil"/>
@@ -2219,7 +2193,6 @@
             <w:pPr>
               <w:keepNext w:val="0"/>
               <w:keepLines w:val="0"/>
-              <w:pageBreakBefore w:val="0"/>
               <w:widowControl w:val="0"/>
               <w:pBdr>
                 <w:top w:space="0" w:sz="0" w:val="nil"/>
@@ -2257,7 +2230,6 @@
             <w:pPr>
               <w:keepNext w:val="0"/>
               <w:keepLines w:val="0"/>
-              <w:pageBreakBefore w:val="0"/>
               <w:widowControl w:val="0"/>
               <w:pBdr>
                 <w:top w:space="0" w:sz="0" w:val="nil"/>
@@ -2290,7 +2262,7 @@
           <w:bCs w:val="1"/>
         </w:rPr>
       </w:pPr>
-      <w:bookmarkStart w:colFirst="0" w:colLast="0" w:name="_mrwk07e7s9yk" w:id="4"/>
+      <w:bookmarkStart w:colFirst="0" w:colLast="0" w:name="_heading=h.tlde7kkk394v" w:id="4"/>
       <w:bookmarkEnd w:id="4"/>
       <w:r>
         <w:rPr>
@@ -2298,109 +2270,23 @@
           <w:bCs w:val="1"/>
           <w:rtl w:val="0"/>
         </w:rPr>
-        <w:t xml:space="preserve">Resumen Financiero</w:t>
-      </w:r>
-    </w:p>
-    <w:p>
-      <w:pPr>
-        <w:rPr>
-          <w:sz w:val="24"/>
-          <w:szCs w:val="24"/>
-        </w:rPr>
-      </w:pPr>
-      <w:r>
-        <w:rPr>
-          <w:sz w:val="24"/>
-          <w:szCs w:val="24"/>
-          <w:rtl w:val="0"/>
-        </w:rPr>
-        <w:t xml:space="preserve">Tomando en cuenta lo previamente mencionado, también, se considera un fondo de contingencia para el proyecto en base a los estándares de desarrollo ágil y proyectos informáticos, este fondo corresponderá al </w:t>
-      </w:r>
-      <w:r>
-        <w:rPr>
-          <w:b w:val="1"/>
-          <w:bCs w:val="1"/>
-          <w:sz w:val="24"/>
-          <w:szCs w:val="24"/>
-          <w:rtl w:val="0"/>
-        </w:rPr>
-        <w:t xml:space="preserve">15%</w:t>
-      </w:r>
-      <w:r>
-        <w:rPr>
-          <w:sz w:val="24"/>
-          <w:szCs w:val="24"/>
-          <w:rtl w:val="0"/>
-        </w:rPr>
-        <w:t xml:space="preserve"> el cual se aplica sobre el subtotal de horas hombre. Al igual que se considera un fondo de ganancia el cual es un margen de utilidad del proyecto el cual asegura la viabilidad comercial del desarrollo como producto final entregable al cliente, este corresponde a un </w:t>
-      </w:r>
-      <w:r>
-        <w:rPr>
-          <w:b w:val="1"/>
-          <w:bCs w:val="1"/>
-          <w:sz w:val="24"/>
-          <w:szCs w:val="24"/>
-          <w:rtl w:val="0"/>
-        </w:rPr>
-        <w:t xml:space="preserve">30%</w:t>
-      </w:r>
-      <w:r>
-        <w:rPr>
-          <w:sz w:val="24"/>
-          <w:szCs w:val="24"/>
-          <w:rtl w:val="0"/>
-        </w:rPr>
-        <w:t xml:space="preserve">.</w:t>
-      </w:r>
-    </w:p>
-    <w:p>
-      <w:pPr>
-        <w:rPr>
-          <w:sz w:val="24"/>
-          <w:szCs w:val="24"/>
-        </w:rPr>
-      </w:pPr>
-      <w:r>
-        <w:rPr>
-          <w:sz w:val="24"/>
-          <w:szCs w:val="24"/>
-          <w:rtl w:val="0"/>
-        </w:rPr>
-        <w:t xml:space="preserve">Con este margen se mitiga el riesgo de incertidumbre, incidentes en el cronograma, posibles reconsideraciones de funciones y/o herramientas y asegura que el proyecto no colapse ante posibles riesgos u obstáculos que se presenten durante el desarrollo</w:t>
-      </w:r>
-      <w:r>
-        <w:rPr>
-          <w:rtl w:val="0"/>
-        </w:rPr>
-      </w:r>
-    </w:p>
-    <w:p>
-      <w:pPr>
-        <w:rPr>
-          <w:sz w:val="24"/>
-          <w:szCs w:val="24"/>
-        </w:rPr>
-      </w:pPr>
-      <w:r>
-        <w:rPr>
-          <w:rtl w:val="0"/>
-        </w:rPr>
-      </w:r>
-    </w:p>
-    <w:p>
-      <w:pPr>
-        <w:rPr>
-          <w:sz w:val="24"/>
-          <w:szCs w:val="24"/>
-        </w:rPr>
-      </w:pPr>
-      <w:r>
-        <w:rPr>
-          <w:sz w:val="24"/>
-          <w:szCs w:val="24"/>
-          <w:rtl w:val="0"/>
-        </w:rPr>
-        <w:t xml:space="preserve">Considerando esto se hace un desglose de los costos dentro del proyecto:</w:t>
+        <w:t xml:space="preserve">Presupuesto de Infraestructura y Herramientas a Utilizar</w:t>
+      </w:r>
+    </w:p>
+    <w:p>
+      <w:pPr>
+        <w:rPr>
+          <w:sz w:val="24"/>
+          <w:szCs w:val="24"/>
+        </w:rPr>
+      </w:pPr>
+      <w:r>
+        <w:rPr>
+          <w:sz w:val="24"/>
+          <w:szCs w:val="24"/>
+          <w:rtl w:val="0"/>
+        </w:rPr>
+        <w:t xml:space="preserve">Estos son los costos de infraestructura y herramientas considerados en el proyecto:</w:t>
       </w:r>
     </w:p>
     <w:p>
@@ -2417,21 +2303,21 @@
       </w:pPr>
       <w:r>
         <w:rPr>
-          <w:sz w:val="24"/>
-          <w:szCs w:val="24"/>
-          <w:rtl w:val="0"/>
-        </w:rPr>
-        <w:t xml:space="preserve">Subtotal de Costos de Desarollo (Horas Hombre): </w:t>
-      </w:r>
-      <w:r>
-        <w:rPr>
-          <w:b w:val="1"/>
-          <w:bCs w:val="1"/>
-          <w:sz w:val="24"/>
-          <w:szCs w:val="24"/>
-          <w:rtl w:val="0"/>
-        </w:rPr>
-        <w:t xml:space="preserve">$1.032.000 CLP</w:t>
+          <w:b w:val="1"/>
+          <w:bCs w:val="1"/>
+          <w:sz w:val="24"/>
+          <w:szCs w:val="24"/>
+          <w:rtl w:val="0"/>
+        </w:rPr>
+        <w:t xml:space="preserve">Herramientas de desarrollo </w:t>
+      </w:r>
+      <w:r>
+        <w:rPr>
+          <w:sz w:val="24"/>
+          <w:szCs w:val="24"/>
+          <w:rtl w:val="0"/>
+        </w:rPr>
+        <w:t xml:space="preserve">(Node.js 24.21.0, TypeScript, Turborepo, Docker Desktop, PostgreSQL 15 en contenedor, GitHub): $0 (licencias gratuitas o de uso educativo).</w:t>
       </w:r>
     </w:p>
     <w:p>
@@ -2448,21 +2334,21 @@
       </w:pPr>
       <w:r>
         <w:rPr>
-          <w:sz w:val="24"/>
-          <w:szCs w:val="24"/>
-          <w:rtl w:val="0"/>
-        </w:rPr>
-        <w:t xml:space="preserve">Fondo de Ganancia (Se considera el 30%): </w:t>
-      </w:r>
-      <w:r>
-        <w:rPr>
-          <w:b w:val="1"/>
-          <w:bCs w:val="1"/>
-          <w:sz w:val="24"/>
-          <w:szCs w:val="24"/>
-          <w:rtl w:val="0"/>
-        </w:rPr>
-        <w:t xml:space="preserve">$309.600 CLP</w:t>
+          <w:b w:val="1"/>
+          <w:bCs w:val="1"/>
+          <w:sz w:val="24"/>
+          <w:szCs w:val="24"/>
+          <w:rtl w:val="0"/>
+        </w:rPr>
+        <w:t xml:space="preserve">PayPal REST API en modo sandbox: </w:t>
+      </w:r>
+      <w:r>
+        <w:rPr>
+          <w:sz w:val="24"/>
+          <w:szCs w:val="24"/>
+          <w:rtl w:val="0"/>
+        </w:rPr>
+        <w:t xml:space="preserve">$0 durante las pruebas; en producción cobra una comisión por transacción.</w:t>
       </w:r>
     </w:p>
     <w:p>
@@ -2479,11 +2365,382 @@
       </w:pPr>
       <w:r>
         <w:rPr>
-          <w:sz w:val="24"/>
-          <w:szCs w:val="24"/>
-          <w:rtl w:val="0"/>
-        </w:rPr>
-        <w:t xml:space="preserve">Fondo de contingencia (Se considera el 15%): </w:t>
+          <w:b w:val="1"/>
+          <w:bCs w:val="1"/>
+          <w:sz w:val="24"/>
+          <w:szCs w:val="24"/>
+          <w:rtl w:val="0"/>
+        </w:rPr>
+        <w:t xml:space="preserve">Firebase Authentication (plan Spark): </w:t>
+      </w:r>
+      <w:r>
+        <w:rPr>
+          <w:sz w:val="24"/>
+          <w:szCs w:val="24"/>
+          <w:rtl w:val="0"/>
+        </w:rPr>
+        <w:t xml:space="preserve">$0 para la verificación de correo y la recuperación de contraseña.</w:t>
+      </w:r>
+    </w:p>
+    <w:p>
+      <w:pPr>
+        <w:numPr>
+          <w:ilvl w:val="0"/>
+          <w:numId w:val="2"/>
+        </w:numPr>
+        <w:ind w:left="720" w:hanging="360"/>
+        <w:rPr>
+          <w:sz w:val="24"/>
+          <w:szCs w:val="24"/>
+        </w:rPr>
+      </w:pPr>
+      <w:r>
+        <w:rPr>
+          <w:b w:val="1"/>
+          <w:bCs w:val="1"/>
+          <w:sz w:val="24"/>
+          <w:szCs w:val="24"/>
+          <w:rtl w:val="0"/>
+        </w:rPr>
+        <w:t xml:space="preserve">Google Maps Platform: </w:t>
+      </w:r>
+      <w:r>
+        <w:rPr>
+          <w:sz w:val="24"/>
+          <w:szCs w:val="24"/>
+          <w:rtl w:val="0"/>
+        </w:rPr>
+        <w:t xml:space="preserve">$0 dentro de la cuota gratuita mensual; requiere una cuenta de facturación activa.</w:t>
+      </w:r>
+    </w:p>
+    <w:p>
+      <w:pPr>
+        <w:numPr>
+          <w:ilvl w:val="0"/>
+          <w:numId w:val="2"/>
+        </w:numPr>
+        <w:ind w:left="720" w:hanging="360"/>
+        <w:rPr>
+          <w:sz w:val="24"/>
+          <w:szCs w:val="24"/>
+        </w:rPr>
+      </w:pPr>
+      <w:r>
+        <w:rPr>
+          <w:b w:val="1"/>
+          <w:bCs w:val="1"/>
+          <w:sz w:val="24"/>
+          <w:szCs w:val="24"/>
+          <w:rtl w:val="0"/>
+        </w:rPr>
+        <w:t xml:space="preserve">jsReport: </w:t>
+      </w:r>
+      <w:r>
+        <w:rPr>
+          <w:sz w:val="24"/>
+          <w:szCs w:val="24"/>
+          <w:rtl w:val="0"/>
+        </w:rPr>
+        <w:t xml:space="preserve">$0 con la licencia gratuita, que limita la cantidad de plantillas.</w:t>
+      </w:r>
+    </w:p>
+    <w:p>
+      <w:pPr>
+        <w:numPr>
+          <w:ilvl w:val="0"/>
+          <w:numId w:val="2"/>
+        </w:numPr>
+        <w:ind w:left="720" w:hanging="360"/>
+        <w:rPr>
+          <w:sz w:val="24"/>
+          <w:szCs w:val="24"/>
+        </w:rPr>
+      </w:pPr>
+      <w:r>
+        <w:rPr>
+          <w:b w:val="1"/>
+          <w:bCs w:val="1"/>
+          <w:sz w:val="24"/>
+          <w:szCs w:val="24"/>
+          <w:rtl w:val="0"/>
+        </w:rPr>
+        <w:t xml:space="preserve">Mindicador: </w:t>
+      </w:r>
+      <w:r>
+        <w:rPr>
+          <w:sz w:val="24"/>
+          <w:szCs w:val="24"/>
+          <w:rtl w:val="0"/>
+        </w:rPr>
+        <w:t xml:space="preserve">$0 (API pública de indicadores económicos).</w:t>
+      </w:r>
+    </w:p>
+    <w:p>
+      <w:pPr>
+        <w:numPr>
+          <w:ilvl w:val="0"/>
+          <w:numId w:val="2"/>
+        </w:numPr>
+        <w:ind w:left="720" w:hanging="360"/>
+        <w:rPr>
+          <w:sz w:val="24"/>
+          <w:szCs w:val="24"/>
+        </w:rPr>
+      </w:pPr>
+      <w:r>
+        <w:rPr>
+          <w:b w:val="1"/>
+          <w:bCs w:val="1"/>
+          <w:sz w:val="24"/>
+          <w:szCs w:val="24"/>
+          <w:rtl w:val="0"/>
+        </w:rPr>
+        <w:t xml:space="preserve">Servicio de mensajería para el despacho de alertas: </w:t>
+      </w:r>
+      <w:r>
+        <w:rPr>
+          <w:sz w:val="24"/>
+          <w:szCs w:val="24"/>
+          <w:rtl w:val="0"/>
+        </w:rPr>
+        <w:t xml:space="preserve">costo por mensaje, pendiente de definir junto con el proveedor.</w:t>
+      </w:r>
+    </w:p>
+    <w:p>
+      <w:pPr>
+        <w:numPr>
+          <w:ilvl w:val="0"/>
+          <w:numId w:val="2"/>
+        </w:numPr>
+        <w:ind w:left="720" w:hanging="360"/>
+        <w:rPr>
+          <w:sz w:val="24"/>
+          <w:szCs w:val="24"/>
+        </w:rPr>
+      </w:pPr>
+      <w:r>
+        <w:rPr>
+          <w:b w:val="1"/>
+          <w:bCs w:val="1"/>
+          <w:sz w:val="24"/>
+          <w:szCs w:val="24"/>
+          <w:rtl w:val="0"/>
+        </w:rPr>
+        <w:t xml:space="preserve">Hosting del backend y de la base de datos para la Fase 3: </w:t>
+      </w:r>
+      <w:r>
+        <w:rPr>
+          <w:sz w:val="24"/>
+          <w:szCs w:val="24"/>
+          <w:rtl w:val="0"/>
+        </w:rPr>
+        <w:t xml:space="preserve">pendiente de definir.</w:t>
+      </w:r>
+    </w:p>
+    <w:p>
+      <w:pPr>
+        <w:numPr>
+          <w:ilvl w:val="0"/>
+          <w:numId w:val="2"/>
+        </w:numPr>
+        <w:ind w:left="720" w:hanging="360"/>
+        <w:rPr>
+          <w:sz w:val="24"/>
+          <w:szCs w:val="24"/>
+        </w:rPr>
+      </w:pPr>
+      <w:r>
+        <w:rPr>
+          <w:b w:val="1"/>
+          <w:bCs w:val="1"/>
+          <w:sz w:val="24"/>
+          <w:szCs w:val="24"/>
+          <w:rtl w:val="0"/>
+        </w:rPr>
+        <w:t xml:space="preserve">Publicación en tiendas, solo si se publica en la Fase 3: </w:t>
+      </w:r>
+      <w:r>
+        <w:rPr>
+          <w:sz w:val="24"/>
+          <w:szCs w:val="24"/>
+          <w:rtl w:val="0"/>
+        </w:rPr>
+        <w:t xml:space="preserve">Google Play, pago único de US$25; Apple Developer Program, US$99 al año.</w:t>
+      </w:r>
+    </w:p>
+    <w:p>
+      <w:pPr>
+        <w:rPr>
+          <w:sz w:val="24"/>
+          <w:szCs w:val="24"/>
+        </w:rPr>
+      </w:pPr>
+      <w:r>
+        <w:rPr>
+          <w:sz w:val="24"/>
+          <w:szCs w:val="24"/>
+          <w:rtl w:val="0"/>
+        </w:rPr>
+        <w:t xml:space="preserve">El presupuesto total de $1.496.400 CLP no cambia en esta versión: los costos de infraestructura conocidos son $0 durante el desarrollo, y los pendientes se agregarán cuando el equipo los defina.</w:t>
+      </w:r>
+    </w:p>
+    <w:p>
+      <w:pPr>
+        <w:pStyle w:val="Heading2"/>
+        <w:rPr>
+          <w:b w:val="1"/>
+          <w:bCs w:val="1"/>
+        </w:rPr>
+      </w:pPr>
+      <w:bookmarkStart w:colFirst="0" w:colLast="0" w:name="_heading=h.efnxdd27shge" w:id="5"/>
+      <w:bookmarkEnd w:id="5"/>
+      <w:r>
+        <w:rPr>
+          <w:b w:val="1"/>
+          <w:bCs w:val="1"/>
+          <w:rtl w:val="0"/>
+        </w:rPr>
+        <w:t xml:space="preserve">Resumen Financiero</w:t>
+      </w:r>
+    </w:p>
+    <w:p>
+      <w:pPr>
+        <w:rPr>
+          <w:sz w:val="24"/>
+          <w:szCs w:val="24"/>
+        </w:rPr>
+      </w:pPr>
+      <w:r>
+        <w:rPr>
+          <w:sz w:val="24"/>
+          <w:szCs w:val="24"/>
+          <w:rtl w:val="0"/>
+        </w:rPr>
+        <w:t xml:space="preserve">Tomando en cuenta lo previamente mencionado, también, se considera un fondo de contingencia para el proyecto en base a los estándares de desarrollo ágil y proyectos informáticos, este fondo corresponderá al </w:t>
+      </w:r>
+      <w:r>
+        <w:rPr>
+          <w:b w:val="1"/>
+          <w:bCs w:val="1"/>
+          <w:sz w:val="24"/>
+          <w:szCs w:val="24"/>
+          <w:rtl w:val="0"/>
+        </w:rPr>
+        <w:t xml:space="preserve">15%</w:t>
+      </w:r>
+      <w:r>
+        <w:rPr>
+          <w:sz w:val="24"/>
+          <w:szCs w:val="24"/>
+          <w:rtl w:val="0"/>
+        </w:rPr>
+        <w:t xml:space="preserve"> el cual se aplica sobre el subtotal de horas hombre. Con este margen se mitiga el riesgo de incertidumbre, incidentes en el cronograma, posibles reconsideraciones de funciones y/o herramientas y asegura que el proyecto no colapse ante posibles riesgos u obstáculos que se presenten durante el desarrollo. Al igual que se considera un fondo de ganancia el cual es un margen de utilidad del proyecto el cual asegura la viabilidad comercial del desarrollo como producto final entregable al cliente, este corresponde a un </w:t>
+      </w:r>
+      <w:r>
+        <w:rPr>
+          <w:b w:val="1"/>
+          <w:bCs w:val="1"/>
+          <w:sz w:val="24"/>
+          <w:szCs w:val="24"/>
+          <w:rtl w:val="0"/>
+        </w:rPr>
+        <w:t xml:space="preserve">30%</w:t>
+      </w:r>
+      <w:r>
+        <w:rPr>
+          <w:sz w:val="24"/>
+          <w:szCs w:val="24"/>
+          <w:rtl w:val="0"/>
+        </w:rPr>
+        <w:t xml:space="preserve">.</w:t>
+      </w:r>
+    </w:p>
+    <w:p>
+      <w:pPr>
+        <w:rPr>
+          <w:sz w:val="24"/>
+          <w:szCs w:val="24"/>
+        </w:rPr>
+      </w:pPr>
+      <w:r>
+        <w:rPr>
+          <w:rtl w:val="0"/>
+        </w:rPr>
+      </w:r>
+    </w:p>
+    <w:p>
+      <w:pPr>
+        <w:rPr>
+          <w:sz w:val="24"/>
+          <w:szCs w:val="24"/>
+        </w:rPr>
+      </w:pPr>
+      <w:r>
+        <w:rPr>
+          <w:sz w:val="24"/>
+          <w:szCs w:val="24"/>
+          <w:rtl w:val="0"/>
+        </w:rPr>
+        <w:t xml:space="preserve">Considerando esto se hace un desglose de los costos dentro del proyecto:</w:t>
+      </w:r>
+    </w:p>
+    <w:p>
+      <w:pPr>
+        <w:numPr>
+          <w:ilvl w:val="0"/>
+          <w:numId w:val="2"/>
+        </w:numPr>
+        <w:ind w:left="720" w:hanging="360"/>
+        <w:rPr>
+          <w:sz w:val="24"/>
+          <w:szCs w:val="24"/>
+        </w:rPr>
+      </w:pPr>
+      <w:r>
+        <w:rPr>
+          <w:sz w:val="24"/>
+          <w:szCs w:val="24"/>
+          <w:rtl w:val="0"/>
+        </w:rPr>
+        <w:t xml:space="preserve">Subtotal de Costos de Desarollo (Horas Hombre): </w:t>
+      </w:r>
+      <w:r>
+        <w:rPr>
+          <w:b w:val="1"/>
+          <w:bCs w:val="1"/>
+          <w:sz w:val="24"/>
+          <w:szCs w:val="24"/>
+          <w:rtl w:val="0"/>
+        </w:rPr>
+        <w:t xml:space="preserve">$1.032.000 CLP</w:t>
+      </w:r>
+      <w:r>
+        <w:rPr>
+          <w:rtl w:val="0"/>
+        </w:rPr>
+      </w:r>
+    </w:p>
+    <w:p>
+      <w:pPr>
+        <w:numPr>
+          <w:ilvl w:val="0"/>
+          <w:numId w:val="2"/>
+        </w:numPr>
+        <w:ind w:left="720" w:hanging="360"/>
+        <w:rPr>
+          <w:b w:val="1"/>
+          <w:bCs w:val="1"/>
+          <w:sz w:val="24"/>
+          <w:szCs w:val="24"/>
+        </w:rPr>
+      </w:pPr>
+      <w:r>
+        <w:rPr>
+          <w:sz w:val="24"/>
+          <w:szCs w:val="24"/>
+          <w:rtl w:val="0"/>
+        </w:rPr>
+        <w:t xml:space="preserve">Fondo de Contingencia (Se considera el 15%): </w:t>
       </w:r>
       <w:r>
         <w:rPr>
@@ -2494,6 +2751,42 @@
           <w:rtl w:val="0"/>
         </w:rPr>
         <w:t xml:space="preserve">$154.800 CLP</w:t>
+      </w:r>
+    </w:p>
+    <w:p>
+      <w:pPr>
+        <w:numPr>
+          <w:ilvl w:val="0"/>
+          <w:numId w:val="2"/>
+        </w:numPr>
+        <w:ind w:left="720" w:hanging="360"/>
+        <w:rPr>
+          <w:sz w:val="24"/>
+          <w:szCs w:val="24"/>
+        </w:rPr>
+      </w:pPr>
+      <w:r>
+        <w:rPr>
+          <w:sz w:val="24"/>
+          <w:szCs w:val="24"/>
+          <w:rtl w:val="0"/>
+        </w:rPr>
+        <w:t xml:space="preserve">Fondo de Ganancia (Se considera el 30%): </w:t>
+      </w:r>
+      <w:r>
+        <w:rPr>
+          <w:b w:val="1"/>
+          <w:bCs w:val="1"/>
+          <w:sz w:val="24"/>
+          <w:szCs w:val="24"/>
+          <w:rtl w:val="0"/>
+        </w:rPr>
+        <w:t xml:space="preserve">$309.600 CLP</w:t>
+      </w:r>
+      <w:r>
+        <w:rPr>
+          <w:rtl w:val="0"/>
+        </w:rPr>
       </w:r>
     </w:p>
     <w:p>
@@ -2930,6 +3223,27 @@
       <w:sz w:val="52"/>
       <w:szCs w:val="52"/>
     </w:rPr>
+  </w:style>
+  <w:style w:type="table" w:styleId="TableNormal" w:default="1">
+    <w:name w:val="TableNormal"/>
+    <w:tblPr>
+      <w:tblCellMar>
+        <w:top w:w="100.0" w:type="dxa"/>
+        <w:left w:w="100.0" w:type="dxa"/>
+        <w:bottom w:w="100.0" w:type="dxa"/>
+        <w:right w:w="100.0" w:type="dxa"/>
+      </w:tblCellMar>
+    </w:tblPr>
+  </w:style>
+  <w:style w:type="paragraph" w:styleId="Normal" w:default="1">
+    <w:name w:val="normal"/>
+  </w:style>
+  <w:style w:type="table" w:styleId="Table1">
+    <w:basedOn w:val="TableNormal"/>
+    <w:tblPr>
+      <w:tblStyleRowBandSize w:val="1"/>
+      <w:tblStyleColBandSize w:val="1"/>
+    </w:tblPr>
   </w:style>
   <w:style w:type="paragraph" w:styleId="Subtitle">
     <w:name w:val="Subtitle"/>
@@ -3278,4 +3592,19 @@
   </a:objectDefaults>
   <a:extraClrSchemeLst/>
 </a:theme>
+</file>
+
+<file path=customXML/item1.xml><?xml version="1.0" encoding="utf-8"?>
+<go:gDocsCustomXmlDataStorage xmlns:go="http://customooxmlschemas.google.com/" xmlns:r="http://schemas.openxmlformats.org/officeDocument/2006/relationships" uri="GoogleDocsCustomDataVersion2">
+  <go:docsCustomData xmlns:go="http://customooxmlschemas.google.com/" roundtripDataSignature="AMtx7mhEIIguzXALRcmxcKIqDLM2PDoDtw==">CgMxLjAyDmgucHlvZ3F5aDltc3N4Mg5oLjh5czQ1cnNjczU5YTIOaC42M3RpcGhwN3p1d2YyDmguaDhjanF3dmh2dXo0Mg5oLnRsZGU3a2trMzk0djIOaC5lZm54ZGQyN3NoZ2U4AHIhMWVzWFA3YkhQYVRGeHlFLWxMbG1OZnZITXIzZWJNV3Zp</go:docsCustomData>
+</go:gDocsCustomXmlDataStorage>
+</file>
+
+<file path=customXML/itemProps1.xml><?xml version="1.0" encoding="utf-8"?>
+<ds:datastoreItem xmlns:ds="http://schemas.openxmlformats.org/officeDocument/2006/customXml" ds:itemID="{11111111-1234-1234-1234-123412341234}">
+  <ds:schemaRefs>
+    <ds:schemaRef ds:uri="http://schemas.openxmlformats.org/officeDocument/2006/relationships"/>
+    <ds:schemaRef ds:uri="http://customooxmlschemas.google.com/"/>
+  </ds:schemaRefs>
+</ds:datastoreItem>
 </file>
--- a/Fase 2/Evidencias Proyecto/Evidencias de documentación/1.6 Informe TEC/Informe TEC.docx
+++ b/Fase 2/Evidencias Proyecto/Evidencias de documentación/1.6 Informe TEC/Informe TEC.docx
@@ -510,7 +510,7 @@
     </w:p>
     <w:sdt>
       <w:sdtPr>
-        <w:id w:val="-172663221"/>
+        <w:id w:val="-772401093"/>
         <w:docPartObj>
           <w:docPartGallery w:val="Table of Contents"/>
           <w:docPartUnique w:val="1"/>
@@ -521,7 +521,7 @@
           <w:pPr>
             <w:widowControl w:val="0"/>
             <w:tabs>
-              <w:tab w:val="right" w:leader="dot" w:pos="12000"/>
+              <w:tab w:val="right" w:leader="none" w:pos="12000"/>
             </w:tabs>
             <w:spacing w:before="60" w:line="240" w:lineRule="auto"/>
             <w:rPr>
@@ -545,7 +545,7 @@
             <w:instrText xml:space="preserve"> TOC \h \u \z \t "Heading 1,1,Heading 2,2,Heading 3,3,Heading 4,4,Heading 5,5,Heading 6,6,"</w:instrText>
             <w:fldChar w:fldCharType="separate"/>
           </w:r>
-          <w:hyperlink w:anchor="_4a0rxsa7mvba">
+          <w:hyperlink w:anchor="_heading=h.pyogqyh9mssx">
             <w:r>
               <w:rPr>
                 <w:rFonts w:ascii="Arial" w:cs="Arial" w:eastAsia="Arial" w:hAnsi="Arial"/>
@@ -578,7 +578,7 @@
           <w:pPr>
             <w:widowControl w:val="0"/>
             <w:tabs>
-              <w:tab w:val="right" w:leader="dot" w:pos="12000"/>
+              <w:tab w:val="right" w:leader="none" w:pos="12000"/>
             </w:tabs>
             <w:spacing w:before="60" w:line="240" w:lineRule="auto"/>
             <w:rPr>
@@ -597,7 +597,7 @@
               <w:vertAlign w:val="baseline"/>
             </w:rPr>
           </w:pPr>
-          <w:hyperlink w:anchor="_j7to5kaus23n">
+          <w:hyperlink w:anchor="_heading=h.8ys45rscs59a">
             <w:r>
               <w:rPr>
                 <w:rFonts w:ascii="Arial" w:cs="Arial" w:eastAsia="Arial" w:hAnsi="Arial"/>
@@ -630,7 +630,7 @@
           <w:pPr>
             <w:widowControl w:val="0"/>
             <w:tabs>
-              <w:tab w:val="right" w:leader="dot" w:pos="12000"/>
+              <w:tab w:val="right" w:leader="none" w:pos="12000"/>
             </w:tabs>
             <w:spacing w:before="60" w:line="240" w:lineRule="auto"/>
             <w:rPr>
@@ -649,7 +649,7 @@
               <w:vertAlign w:val="baseline"/>
             </w:rPr>
           </w:pPr>
-          <w:hyperlink w:anchor="_1edtswi1niss">
+          <w:hyperlink w:anchor="_heading=h.63tiphp7zuwf">
             <w:r>
               <w:rPr>
                 <w:rFonts w:ascii="Arial" w:cs="Arial" w:eastAsia="Arial" w:hAnsi="Arial"/>
@@ -682,7 +682,7 @@
           <w:pPr>
             <w:widowControl w:val="0"/>
             <w:tabs>
-              <w:tab w:val="right" w:leader="dot" w:pos="12000"/>
+              <w:tab w:val="right" w:leader="none" w:pos="12000"/>
             </w:tabs>
             <w:spacing w:before="60" w:line="240" w:lineRule="auto"/>
             <w:rPr>
@@ -701,7 +701,7 @@
               <w:vertAlign w:val="baseline"/>
             </w:rPr>
           </w:pPr>
-          <w:hyperlink w:anchor="_3e2q74irc9e7">
+          <w:hyperlink w:anchor="_heading=h.h8cjqwvhvuz4">
             <w:r>
               <w:rPr>
                 <w:rFonts w:ascii="Arial" w:cs="Arial" w:eastAsia="Arial" w:hAnsi="Arial"/>
@@ -734,7 +734,7 @@
           <w:pPr>
             <w:widowControl w:val="0"/>
             <w:tabs>
-              <w:tab w:val="right" w:leader="dot" w:pos="12000"/>
+              <w:tab w:val="right" w:leader="none" w:pos="12000"/>
             </w:tabs>
             <w:spacing w:before="60" w:line="240" w:lineRule="auto"/>
             <w:rPr>
@@ -753,7 +753,7 @@
               <w:vertAlign w:val="baseline"/>
             </w:rPr>
           </w:pPr>
-          <w:hyperlink w:anchor="_9m3x90b8fdyy">
+          <w:hyperlink w:anchor="_heading=h.tlde7kkk394v">
             <w:r>
               <w:rPr>
                 <w:rFonts w:ascii="Arial" w:cs="Arial" w:eastAsia="Arial" w:hAnsi="Arial"/>
@@ -786,7 +786,7 @@
           <w:pPr>
             <w:widowControl w:val="0"/>
             <w:tabs>
-              <w:tab w:val="right" w:leader="dot" w:pos="12000"/>
+              <w:tab w:val="right" w:leader="none" w:pos="12000"/>
             </w:tabs>
             <w:spacing w:before="60" w:line="240" w:lineRule="auto"/>
             <w:rPr>
@@ -805,7 +805,7 @@
               <w:vertAlign w:val="baseline"/>
             </w:rPr>
           </w:pPr>
-          <w:hyperlink w:anchor="_mrwk07e7s9yk">
+          <w:hyperlink w:anchor="_heading=h.efnxdd27shge">
             <w:r>
               <w:rPr>
                 <w:rFonts w:ascii="Arial" w:cs="Arial" w:eastAsia="Arial" w:hAnsi="Arial"/>
@@ -1393,7 +1393,7 @@
           <w:bCs w:val="1"/>
         </w:rPr>
       </w:pPr>
-      <w:bookmarkStart w:colFirst="0" w:colLast="0" w:name="_4a0rxsa7mvba" w:id="0"/>
+      <w:bookmarkStart w:colFirst="0" w:colLast="0" w:name="_heading=h.pyogqyh9mssx" w:id="0"/>
       <w:bookmarkEnd w:id="0"/>
       <w:r>
         <w:rPr>
@@ -1439,7 +1439,7 @@
           <w:bCs w:val="1"/>
         </w:rPr>
       </w:pPr>
-      <w:bookmarkStart w:colFirst="0" w:colLast="0" w:name="_j7to5kaus23n" w:id="1"/>
+      <w:bookmarkStart w:colFirst="0" w:colLast="0" w:name="_heading=h.8ys45rscs59a" w:id="1"/>
       <w:bookmarkEnd w:id="1"/>
       <w:r>
         <w:rPr>
@@ -1494,7 +1494,7 @@
           <w:bCs w:val="1"/>
         </w:rPr>
       </w:pPr>
-      <w:bookmarkStart w:colFirst="0" w:colLast="0" w:name="_1edtswi1niss" w:id="2"/>
+      <w:bookmarkStart w:colFirst="0" w:colLast="0" w:name="_heading=h.63tiphp7zuwf" w:id="2"/>
       <w:bookmarkEnd w:id="2"/>
       <w:r>
         <w:rPr>
@@ -1610,23 +1610,7 @@
           <w:szCs w:val="24"/>
           <w:rtl w:val="0"/>
         </w:rPr>
-        <w:t xml:space="preserve">Asignado al desarrollo de las APIs REST, la estructuración de la arquitectura de software, la configuración del </w:t>
-      </w:r>
-      <w:r>
-        <w:rPr>
-          <w:sz w:val="24"/>
-          <w:szCs w:val="24"/>
-          <w:rtl w:val="0"/>
-        </w:rPr>
-        <w:t xml:space="preserve">monorepo</w:t>
-      </w:r>
-      <w:r>
-        <w:rPr>
-          <w:sz w:val="24"/>
-          <w:szCs w:val="24"/>
-          <w:rtl w:val="0"/>
-        </w:rPr>
-        <w:t xml:space="preserve"> y la redacción técnica </w:t>
+        <w:t xml:space="preserve">Asignado al desarrollo de las APIs REST, la estructuración de la arquitectura de software, la configuración del monorepo y la redacción técnica </w:t>
       </w:r>
     </w:p>
     <w:p>
@@ -1703,7 +1687,7 @@
           <w:bCs w:val="1"/>
         </w:rPr>
       </w:pPr>
-      <w:bookmarkStart w:colFirst="0" w:colLast="0" w:name="_3e2q74irc9e7" w:id="3"/>
+      <w:bookmarkStart w:colFirst="0" w:colLast="0" w:name="_heading=h.h8cjqwvhvuz4" w:id="3"/>
       <w:bookmarkEnd w:id="3"/>
       <w:r>
         <w:rPr>
@@ -1761,7 +1745,7 @@
     <w:tbl>
       <w:tblPr>
         <w:tblStyle w:val="Table1"/>
-        <w:tblW w:w="9029.0" w:type="dxa"/>
+        <w:tblW w:w="9028.999999999998" w:type="dxa"/>
         <w:jc w:val="left"/>
         <w:tblBorders>
           <w:top w:color="000000" w:space="0" w:sz="8" w:val="single"/>
@@ -1806,7 +1790,6 @@
             <w:pPr>
               <w:keepNext w:val="0"/>
               <w:keepLines w:val="0"/>
-              <w:pageBreakBefore w:val="0"/>
               <w:widowControl w:val="0"/>
               <w:pBdr>
                 <w:top w:space="0" w:sz="0" w:val="nil"/>
@@ -1849,7 +1832,6 @@
             <w:pPr>
               <w:keepNext w:val="0"/>
               <w:keepLines w:val="0"/>
-              <w:pageBreakBefore w:val="0"/>
               <w:widowControl w:val="0"/>
               <w:pBdr>
                 <w:top w:space="0" w:sz="0" w:val="nil"/>
@@ -1892,7 +1874,6 @@
             <w:pPr>
               <w:keepNext w:val="0"/>
               <w:keepLines w:val="0"/>
-              <w:pageBreakBefore w:val="0"/>
               <w:widowControl w:val="0"/>
               <w:pBdr>
                 <w:top w:space="0" w:sz="0" w:val="nil"/>
@@ -1941,7 +1922,6 @@
             <w:pPr>
               <w:keepNext w:val="0"/>
               <w:keepLines w:val="0"/>
-              <w:pageBreakBefore w:val="0"/>
               <w:widowControl w:val="0"/>
               <w:pBdr>
                 <w:top w:space="0" w:sz="0" w:val="nil"/>
@@ -1979,7 +1959,6 @@
             <w:pPr>
               <w:keepNext w:val="0"/>
               <w:keepLines w:val="0"/>
-              <w:pageBreakBefore w:val="0"/>
               <w:widowControl w:val="0"/>
               <w:pBdr>
                 <w:top w:space="0" w:sz="0" w:val="nil"/>
@@ -2017,7 +1996,6 @@
             <w:pPr>
               <w:keepNext w:val="0"/>
               <w:keepLines w:val="0"/>
-              <w:pageBreakBefore w:val="0"/>
               <w:widowControl w:val="0"/>
               <w:pBdr>
                 <w:top w:space="0" w:sz="0" w:val="nil"/>
@@ -2061,7 +2039,6 @@
             <w:pPr>
               <w:keepNext w:val="0"/>
               <w:keepLines w:val="0"/>
-              <w:pageBreakBefore w:val="0"/>
               <w:widowControl w:val="0"/>
               <w:pBdr>
                 <w:top w:space="0" w:sz="0" w:val="nil"/>
@@ -2099,7 +2076,6 @@
             <w:pPr>
               <w:keepNext w:val="0"/>
               <w:keepLines w:val="0"/>
-              <w:pageBreakBefore w:val="0"/>
               <w:widowControl w:val="0"/>
               <w:pBdr>
                 <w:top w:space="0" w:sz="0" w:val="nil"/>
@@ -2137,7 +2113,6 @@
             <w:pPr>
               <w:keepNext w:val="0"/>
               <w:keepLines w:val="0"/>
-              <w:pageBreakBefore w:val="0"/>
               <w:widowControl w:val="0"/>
               <w:pBdr>
                 <w:top w:space="0" w:sz="0" w:val="nil"/>
@@ -2181,7 +2156,6 @@
             <w:pPr>
               <w:keepNext w:val="0"/>
               <w:keepLines w:val="0"/>
-              <w:pageBreakBefore w:val="0"/>
               <w:widowControl w:val="0"/>
               <w:pBdr>
                 <w:top w:space="0" w:sz="0" w:val="nil"/>
@@ -2219,7 +2193,6 @@
             <w:pPr>
               <w:keepNext w:val="0"/>
               <w:keepLines w:val="0"/>
-              <w:pageBreakBefore w:val="0"/>
               <w:widowControl w:val="0"/>
               <w:pBdr>
                 <w:top w:space="0" w:sz="0" w:val="nil"/>
@@ -2257,7 +2230,6 @@
             <w:pPr>
               <w:keepNext w:val="0"/>
               <w:keepLines w:val="0"/>
-              <w:pageBreakBefore w:val="0"/>
               <w:widowControl w:val="0"/>
               <w:pBdr>
                 <w:top w:space="0" w:sz="0" w:val="nil"/>
@@ -2290,8 +2262,8 @@
           <w:bCs w:val="1"/>
         </w:rPr>
       </w:pPr>
-      <w:bookmarkStart w:colFirst="0" w:colLast="0" w:name="_9m3x90b8fdyy" w:id="5"/>
-      <w:bookmarkEnd w:id="5"/>
+      <w:bookmarkStart w:colFirst="0" w:colLast="0" w:name="_heading=h.tlde7kkk394v" w:id="4"/>
+      <w:bookmarkEnd w:id="4"/>
       <w:r>
         <w:rPr>
           <w:b w:val="1"/>
@@ -2306,7 +2278,6 @@
         <w:rPr>
           <w:sz w:val="24"/>
           <w:szCs w:val="24"/>
-          <w:rtl w:val="0"/>
         </w:rPr>
       </w:pPr>
       <w:r>
@@ -2328,7 +2299,6 @@
         <w:rPr>
           <w:sz w:val="24"/>
           <w:szCs w:val="24"/>
-          <w:rtl w:val="0"/>
         </w:rPr>
       </w:pPr>
       <w:r>
@@ -2360,7 +2330,6 @@
         <w:rPr>
           <w:sz w:val="24"/>
           <w:szCs w:val="24"/>
-          <w:rtl w:val="0"/>
         </w:rPr>
       </w:pPr>
       <w:r>
@@ -2392,7 +2361,6 @@
         <w:rPr>
           <w:sz w:val="24"/>
           <w:szCs w:val="24"/>
-          <w:rtl w:val="0"/>
         </w:rPr>
       </w:pPr>
       <w:r>
@@ -2424,7 +2392,6 @@
         <w:rPr>
           <w:sz w:val="24"/>
           <w:szCs w:val="24"/>
-          <w:rtl w:val="0"/>
         </w:rPr>
       </w:pPr>
       <w:r>
@@ -2456,7 +2423,6 @@
         <w:rPr>
           <w:sz w:val="24"/>
           <w:szCs w:val="24"/>
-          <w:rtl w:val="0"/>
         </w:rPr>
       </w:pPr>
       <w:r>
@@ -2488,7 +2454,6 @@
         <w:rPr>
           <w:sz w:val="24"/>
           <w:szCs w:val="24"/>
-          <w:rtl w:val="0"/>
         </w:rPr>
       </w:pPr>
       <w:r>
@@ -2520,7 +2485,6 @@
         <w:rPr>
           <w:sz w:val="24"/>
           <w:szCs w:val="24"/>
-          <w:rtl w:val="0"/>
         </w:rPr>
       </w:pPr>
       <w:r>
@@ -2552,7 +2516,6 @@
         <w:rPr>
           <w:sz w:val="24"/>
           <w:szCs w:val="24"/>
-          <w:rtl w:val="0"/>
         </w:rPr>
       </w:pPr>
       <w:r>
@@ -2584,7 +2547,6 @@
         <w:rPr>
           <w:sz w:val="24"/>
           <w:szCs w:val="24"/>
-          <w:rtl w:val="0"/>
         </w:rPr>
       </w:pPr>
       <w:r>
@@ -2611,7 +2573,6 @@
         <w:rPr>
           <w:sz w:val="24"/>
           <w:szCs w:val="24"/>
-          <w:rtl w:val="0"/>
         </w:rPr>
       </w:pPr>
       <w:r>
@@ -2631,8 +2592,8 @@
           <w:bCs w:val="1"/>
         </w:rPr>
       </w:pPr>
-      <w:bookmarkStart w:colFirst="0" w:colLast="0" w:name="_mrwk07e7s9yk" w:id="4"/>
-      <w:bookmarkEnd w:id="4"/>
+      <w:bookmarkStart w:colFirst="0" w:colLast="0" w:name="_heading=h.efnxdd27shge" w:id="5"/>
+      <w:bookmarkEnd w:id="5"/>
       <w:r>
         <w:rPr>
           <w:b w:val="1"/>
@@ -2753,6 +2714,11 @@
         </w:rPr>
         <w:t xml:space="preserve">$1.032.000 CLP</w:t>
       </w:r>
+      <w:r>
+        <w:rPr>
+          <w:rtl w:val="0"/>
+        </w:rPr>
+      </w:r>
     </w:p>
     <w:p>
       <w:pPr>
@@ -2816,6 +2782,11 @@
           <w:rtl w:val="0"/>
         </w:rPr>
         <w:t xml:space="preserve">$309.600 CLP</w:t>
+      </w:r>
+      <w:r>
+        <w:rPr>
+          <w:rtl w:val="0"/>
+        </w:rPr>
       </w:r>
     </w:p>
     <w:p>
@@ -3252,6 +3223,27 @@
       <w:sz w:val="52"/>
       <w:szCs w:val="52"/>
     </w:rPr>
+  </w:style>
+  <w:style w:type="table" w:styleId="TableNormal" w:default="1">
+    <w:name w:val="TableNormal"/>
+    <w:tblPr>
+      <w:tblCellMar>
+        <w:top w:w="100.0" w:type="dxa"/>
+        <w:left w:w="100.0" w:type="dxa"/>
+        <w:bottom w:w="100.0" w:type="dxa"/>
+        <w:right w:w="100.0" w:type="dxa"/>
+      </w:tblCellMar>
+    </w:tblPr>
+  </w:style>
+  <w:style w:type="paragraph" w:styleId="Normal" w:default="1">
+    <w:name w:val="normal"/>
+  </w:style>
+  <w:style w:type="table" w:styleId="Table1">
+    <w:basedOn w:val="TableNormal"/>
+    <w:tblPr>
+      <w:tblStyleRowBandSize w:val="1"/>
+      <w:tblStyleColBandSize w:val="1"/>
+    </w:tblPr>
   </w:style>
   <w:style w:type="paragraph" w:styleId="Subtitle">
     <w:name w:val="Subtitle"/>
@@ -3600,4 +3592,19 @@
   </a:objectDefaults>
   <a:extraClrSchemeLst/>
 </a:theme>
+</file>
+
+<file path=customXML/item1.xml><?xml version="1.0" encoding="utf-8"?>
+<go:gDocsCustomXmlDataStorage xmlns:go="http://customooxmlschemas.google.com/" xmlns:r="http://schemas.openxmlformats.org/officeDocument/2006/relationships" uri="GoogleDocsCustomDataVersion2">
+  <go:docsCustomData xmlns:go="http://customooxmlschemas.google.com/" roundtripDataSignature="AMtx7mhEIIguzXALRcmxcKIqDLM2PDoDtw==">CgMxLjAyDmgucHlvZ3F5aDltc3N4Mg5oLjh5czQ1cnNjczU5YTIOaC42M3RpcGhwN3p1d2YyDmguaDhjanF3dmh2dXo0Mg5oLnRsZGU3a2trMzk0djIOaC5lZm54ZGQyN3NoZ2U4AHIhMWVzWFA3YkhQYVRGeHlFLWxMbG1OZnZITXIzZWJNV3Zp</go:docsCustomData>
+</go:gDocsCustomXmlDataStorage>
+</file>
+
+<file path=customXML/itemProps1.xml><?xml version="1.0" encoding="utf-8"?>
+<ds:datastoreItem xmlns:ds="http://schemas.openxmlformats.org/officeDocument/2006/customXml" ds:itemID="{11111111-1234-1234-1234-123412341234}">
+  <ds:schemaRefs>
+    <ds:schemaRef ds:uri="http://schemas.openxmlformats.org/officeDocument/2006/relationships"/>
+    <ds:schemaRef ds:uri="http://customooxmlschemas.google.com/"/>
+  </ds:schemaRefs>
+</ds:datastoreItem>
 </file>